--- a/results/supplementary/table_09b_movement_pca_eigenvalues.docx
+++ b/results/supplementary/table_09b_movement_pca_eigenvalues.docx
@@ -28,7 +28,7 @@
         <w:rPr/>
         <w:t xml:space="preserve">Table </w:t>
       </w:r>
-      <w:bookmarkStart w:id="8c530997-4408-475a-9b1a-42bb366975ff" w:name="table"/>
+      <w:bookmarkStart w:id="5b3e919f-b867-445e-a7a2-9c110d233aee" w:name="table"/>
       <w:r>
         <w:rPr/>
         <w:fldChar w:fldCharType="begin" w:dirty="true"/>
@@ -41,7 +41,7 @@
         <w:rPr/>
         <w:fldChar w:fldCharType="end" w:dirty="true"/>
       </w:r>
-      <w:bookmarkEnd w:id="8c530997-4408-475a-9b1a-42bb366975ff"/>
+      <w:bookmarkEnd w:id="5b3e919f-b867-445e-a7a2-9c110d233aee"/>
       <w:r>
         <w:rPr/>
         <w:t xml:space="preserve">. </w:t>
@@ -1244,7 +1244,7 @@
                 <w:szCs w:val="18"/>
                 <w:color w:val="000000"/>
               </w:rPr>
-              <w:t xml:space="preserve">Components retained (Kaiser, eigenvalue &gt; 1): 1; parallel analysis suggests: 1. Rotation: none.</w:t>
+              <w:t xml:space="preserve">Components retained using the Kaiser criterion (eigenvalue &gt; 1): 1; parallel analysis suggests: 1. Rotation: none.</w:t>
             </w:r>
           </w:p>
         </w:tc>

--- a/results/supplementary/table_09b_movement_pca_eigenvalues.docx
+++ b/results/supplementary/table_09b_movement_pca_eigenvalues.docx
@@ -28,7 +28,7 @@
         <w:rPr/>
         <w:t xml:space="preserve">Table </w:t>
       </w:r>
-      <w:bookmarkStart w:id="5b3e919f-b867-445e-a7a2-9c110d233aee" w:name="table"/>
+      <w:bookmarkStart w:id="ffb30b66-886b-464f-881e-7c5ca774598c" w:name="table"/>
       <w:r>
         <w:rPr/>
         <w:fldChar w:fldCharType="begin" w:dirty="true"/>
@@ -41,7 +41,7 @@
         <w:rPr/>
         <w:fldChar w:fldCharType="end" w:dirty="true"/>
       </w:r>
-      <w:bookmarkEnd w:id="5b3e919f-b867-445e-a7a2-9c110d233aee"/>
+      <w:bookmarkEnd w:id="ffb30b66-886b-464f-881e-7c5ca774598c"/>
       <w:r>
         <w:rPr/>
         <w:t xml:space="preserve">. </w:t>

--- a/results/supplementary/table_09b_movement_pca_eigenvalues.docx
+++ b/results/supplementary/table_09b_movement_pca_eigenvalues.docx
@@ -28,7 +28,7 @@
         <w:rPr/>
         <w:t xml:space="preserve">Table </w:t>
       </w:r>
-      <w:bookmarkStart w:id="ffb30b66-886b-464f-881e-7c5ca774598c" w:name="table"/>
+      <w:bookmarkStart w:id="25a34033-a9b5-41f8-9fd3-0fb9e17fdbbf" w:name="table"/>
       <w:r>
         <w:rPr/>
         <w:fldChar w:fldCharType="begin" w:dirty="true"/>
@@ -41,7 +41,7 @@
         <w:rPr/>
         <w:fldChar w:fldCharType="end" w:dirty="true"/>
       </w:r>
-      <w:bookmarkEnd w:id="ffb30b66-886b-464f-881e-7c5ca774598c"/>
+      <w:bookmarkEnd w:id="25a34033-a9b5-41f8-9fd3-0fb9e17fdbbf"/>
       <w:r>
         <w:rPr/>
         <w:t xml:space="preserve">. </w:t>
